--- a/HỘ KINH DOANH HOTEL BỐN MÙA/GiayDeNghi_HoKinhDoanh.docx
+++ b/HỘ KINH DOANH HOTEL BỐN MÙA/GiayDeNghi_HoKinhDoanh.docx
@@ -1,6 +1,6 @@
 
 <file path=word/document.xml><?xml version="1.0" encoding="utf-8"?>
-<w:document xmlns:wpc="http://schemas.microsoft.com/office/word/2010/wordprocessingCanvas" xmlns:cx="http://schemas.microsoft.com/office/drawing/2014/chartex" xmlns:cx1="http://schemas.microsoft.com/office/drawing/2015/9/8/chartex" xmlns:mc="http://schemas.openxmlformats.org/markup-compatibility/2006" xmlns:o="urn:schemas-microsoft-com:office:office" xmlns:r="http://schemas.openxmlformats.org/officeDocument/2006/relationships" xmlns:m="http://schemas.openxmlformats.org/officeDocument/2006/math" xmlns:v="urn:schemas-microsoft-com:vml" xmlns:wp14="http://schemas.microsoft.com/office/word/2010/wordprocessingDrawing" xmlns:wp="http://schemas.openxmlformats.org/drawingml/2006/wordprocessingDrawing" xmlns:w10="urn:schemas-microsoft-com:office:word" xmlns:w="http://schemas.openxmlformats.org/wordprocessingml/2006/main" xmlns:w14="http://schemas.microsoft.com/office/word/2010/wordml" xmlns:w15="http://schemas.microsoft.com/office/word/2012/wordml" xmlns:w16se="http://schemas.microsoft.com/office/word/2015/wordml/symex" xmlns:wpg="http://schemas.microsoft.com/office/word/2010/wordprocessingGroup" xmlns:wpi="http://schemas.microsoft.com/office/word/2010/wordprocessingInk" xmlns:wne="http://schemas.microsoft.com/office/word/2006/wordml" xmlns:wps="http://schemas.microsoft.com/office/word/2010/wordprocessingShape" mc:Ignorable="w14 w15 w16se wp14">
+<w:document xmlns:wpc="http://schemas.microsoft.com/office/word/2010/wordprocessingCanvas" xmlns:cx="http://schemas.microsoft.com/office/drawing/2014/chartex" xmlns:mc="http://schemas.openxmlformats.org/markup-compatibility/2006" xmlns:o="urn:schemas-microsoft-com:office:office" xmlns:r="http://schemas.openxmlformats.org/officeDocument/2006/relationships" xmlns:m="http://schemas.openxmlformats.org/officeDocument/2006/math" xmlns:v="urn:schemas-microsoft-com:vml" xmlns:wp14="http://schemas.microsoft.com/office/word/2010/wordprocessingDrawing" xmlns:wp="http://schemas.openxmlformats.org/drawingml/2006/wordprocessingDrawing" xmlns:w10="urn:schemas-microsoft-com:office:word" xmlns:w="http://schemas.openxmlformats.org/wordprocessingml/2006/main" xmlns:w14="http://schemas.microsoft.com/office/word/2010/wordml" xmlns:w15="http://schemas.microsoft.com/office/word/2012/wordml" xmlns:w16se="http://schemas.microsoft.com/office/word/2015/wordml/symex" xmlns:wpg="http://schemas.microsoft.com/office/word/2010/wordprocessingGroup" xmlns:wpi="http://schemas.microsoft.com/office/word/2010/wordprocessingInk" xmlns:wne="http://schemas.microsoft.com/office/word/2006/wordml" xmlns:wps="http://schemas.microsoft.com/office/word/2010/wordprocessingShape" mc:Ignorable="w14 w15 w16se wp14">
   <w:body>
     <w:p>
       <w:pPr>
@@ -146,7 +146,7 @@
               </wp:anchor>
             </w:drawing>
           </mc:Choice>
-          <mc:Fallback xmlns:cx2="http://schemas.microsoft.com/office/drawing/2015/10/21/chartex" xmlns:cx3="http://schemas.microsoft.com/office/drawing/2016/5/9/chartex" xmlns:cx4="http://schemas.microsoft.com/office/drawing/2016/5/10/chartex" xmlns:cx5="http://schemas.microsoft.com/office/drawing/2016/5/11/chartex" xmlns:cx6="http://schemas.microsoft.com/office/drawing/2016/5/12/chartex" xmlns:cx7="http://schemas.microsoft.com/office/drawing/2016/5/13/chartex" xmlns:cx8="http://schemas.microsoft.com/office/drawing/2016/5/14/chartex" xmlns:aink="http://schemas.microsoft.com/office/drawing/2016/ink" xmlns:am3d="http://schemas.microsoft.com/office/drawing/2017/model3d" xmlns:oel="http://schemas.microsoft.com/office/2019/extlst" xmlns:w16cex="http://schemas.microsoft.com/office/word/2018/wordml/cex" xmlns:w16cid="http://schemas.microsoft.com/office/word/2016/wordml/cid" xmlns:w16="http://schemas.microsoft.com/office/word/2018/wordml" xmlns:w16du="http://schemas.microsoft.com/office/word/2023/wordml/word16du" xmlns:w16sdtdh="http://schemas.microsoft.com/office/word/2020/wordml/sdtdatahash" xmlns:w16sdtfl="http://schemas.microsoft.com/office/word/2024/wordml/sdtformatlock">
+          <mc:Fallback xmlns:w16sdtfl="http://schemas.microsoft.com/office/word/2024/wordml/sdtformatlock" xmlns:w16sdtdh="http://schemas.microsoft.com/office/word/2020/wordml/sdtdatahash" xmlns:w16du="http://schemas.microsoft.com/office/word/2023/wordml/word16du" xmlns:w16="http://schemas.microsoft.com/office/word/2018/wordml" xmlns:w16cid="http://schemas.microsoft.com/office/word/2016/wordml/cid" xmlns:w16cex="http://schemas.microsoft.com/office/word/2018/wordml/cex" xmlns:oel="http://schemas.microsoft.com/office/2019/extlst" xmlns:am3d="http://schemas.microsoft.com/office/drawing/2017/model3d" xmlns:aink="http://schemas.microsoft.com/office/drawing/2016/ink" xmlns:cx8="http://schemas.microsoft.com/office/drawing/2016/5/14/chartex" xmlns:cx7="http://schemas.microsoft.com/office/drawing/2016/5/13/chartex" xmlns:cx6="http://schemas.microsoft.com/office/drawing/2016/5/12/chartex" xmlns:cx5="http://schemas.microsoft.com/office/drawing/2016/5/11/chartex" xmlns:cx4="http://schemas.microsoft.com/office/drawing/2016/5/10/chartex" xmlns:cx3="http://schemas.microsoft.com/office/drawing/2016/5/9/chartex" xmlns:cx2="http://schemas.microsoft.com/office/drawing/2015/10/21/chartex" xmlns:cx1="http://schemas.microsoft.com/office/drawing/2015/9/8/chartex">
             <w:pict>
               <v:line w14:anchorId="787BDFBF" id="Straight Connector 1378541316" o:spid="_x0000_s1026" style="position:absolute;z-index:251659264;visibility:visible;mso-wrap-style:square;mso-width-percent:0;mso-height-percent:0;mso-wrap-distance-left:9pt;mso-wrap-distance-top:-3e-5mm;mso-wrap-distance-right:9pt;mso-wrap-distance-bottom:-3e-5mm;mso-position-horizontal:absolute;mso-position-horizontal-relative:text;mso-position-vertical:absolute;mso-position-vertical-relative:text;mso-width-percent:0;mso-height-percent:0;mso-width-relative:page;mso-height-relative:page" from="147.15pt,2.85pt" to="306.85pt,2.85pt" o:gfxdata="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"/>
             </w:pict>
@@ -193,7 +193,7 @@
           <w:sz w:val="26"/>
           <w:szCs w:val="26"/>
         </w:rPr>
-        <w:t>24</w:t>
+        <w:t>31</w:t>
       </w:r>
       <w:r>
         <w:rPr>
@@ -292,7 +292,29 @@
           <w:sz w:val="26"/>
           <w:szCs w:val="26"/>
         </w:rPr>
-        <w:t>Phòng kinh tế phường An Phú</w:t>
+        <w:t xml:space="preserve">Phòng kinh tế phường </w:t>
+      </w:r>
+      <w:proofErr w:type="gramStart"/>
+      <w:r>
+        <w:rPr>
+          <w:rFonts w:eastAsia="Times New Roman"/>
+          <w:i/>
+          <w:iCs/>
+          <w:sz w:val="26"/>
+          <w:szCs w:val="26"/>
+        </w:rPr>
+        <w:t>An</w:t>
+      </w:r>
+      <w:proofErr w:type="gramEnd"/>
+      <w:r>
+        <w:rPr>
+          <w:rFonts w:eastAsia="Times New Roman"/>
+          <w:i/>
+          <w:iCs/>
+          <w:sz w:val="26"/>
+          <w:szCs w:val="26"/>
+        </w:rPr>
+        <w:t xml:space="preserve"> Phú</w:t>
       </w:r>
     </w:p>
     <w:p>
@@ -688,7 +710,16 @@
                 <w:sz w:val="26"/>
                 <w:szCs w:val="26"/>
               </w:rPr>
-              <w:t>Số nhà/phòng, ngách/hẻm, ngõ/kiệt, đường/phố/đại lộ, tổ/xóm/ấp/thôn</w:t>
+              <w:t>Số nhà/phòng, ngách/hẻm, ngõ/kiệt, đường/phố/đại lộ, tổ/xóm/ấp/</w:t>
+            </w:r>
+            <w:proofErr w:type="gramStart"/>
+            <w:r>
+              <w:rPr>
+                <w:spacing w:val="-8"/>
+                <w:sz w:val="26"/>
+                <w:szCs w:val="26"/>
+              </w:rPr>
+              <w:t>thôn</w:t>
             </w:r>
             <w:r>
               <w:rPr>
@@ -702,7 +733,15 @@
                 <w:sz w:val="26"/>
                 <w:szCs w:val="26"/>
               </w:rPr>
-              <w:t xml:space="preserve">Thôn Sa la </w:t>
+              <w:t>Thôn</w:t>
+            </w:r>
+            <w:proofErr w:type="gramEnd"/>
+            <w:r>
+              <w:rPr>
+                <w:sz w:val="26"/>
+                <w:szCs w:val="26"/>
+              </w:rPr>
+              <w:t xml:space="preserve"> Sa la </w:t>
             </w:r>
           </w:p>
           <w:p>
@@ -805,7 +844,23 @@
                 <w:sz w:val="26"/>
                 <w:szCs w:val="26"/>
               </w:rPr>
-              <w:t xml:space="preserve"> 2-4 , DC 69 </w:t>
+              <w:t xml:space="preserve"> 2-</w:t>
+            </w:r>
+            <w:proofErr w:type="gramStart"/>
+            <w:r>
+              <w:rPr>
+                <w:sz w:val="26"/>
+                <w:szCs w:val="26"/>
+              </w:rPr>
+              <w:t>4 ,</w:t>
+            </w:r>
+            <w:proofErr w:type="gramEnd"/>
+            <w:r>
+              <w:rPr>
+                <w:sz w:val="26"/>
+                <w:szCs w:val="26"/>
+              </w:rPr>
+              <w:t xml:space="preserve"> DC 69 </w:t>
             </w:r>
             <w:r>
               <w:rPr>
@@ -843,7 +898,23 @@
                 <w:sz w:val="26"/>
                 <w:szCs w:val="26"/>
               </w:rPr>
-              <w:t xml:space="preserve">ng An Phú </w:t>
+              <w:t xml:space="preserve">ng </w:t>
+            </w:r>
+            <w:proofErr w:type="gramStart"/>
+            <w:r>
+              <w:rPr>
+                <w:sz w:val="26"/>
+                <w:szCs w:val="26"/>
+              </w:rPr>
+              <w:t>An</w:t>
+            </w:r>
+            <w:proofErr w:type="gramEnd"/>
+            <w:r>
+              <w:rPr>
+                <w:sz w:val="26"/>
+                <w:szCs w:val="26"/>
+              </w:rPr>
+              <w:t xml:space="preserve"> Phú </w:t>
             </w:r>
             <w:r>
               <w:rPr>
@@ -1274,7 +1345,23 @@
           <w:sz w:val="26"/>
           <w:szCs w:val="26"/>
         </w:rPr>
-        <w:t>Phường An Phú</w:t>
+        <w:t xml:space="preserve">Phường </w:t>
+      </w:r>
+      <w:proofErr w:type="gramStart"/>
+      <w:r>
+        <w:rPr>
+          <w:sz w:val="26"/>
+          <w:szCs w:val="26"/>
+        </w:rPr>
+        <w:t>An</w:t>
+      </w:r>
+      <w:proofErr w:type="gramEnd"/>
+      <w:r>
+        <w:rPr>
+          <w:sz w:val="26"/>
+          <w:szCs w:val="26"/>
+        </w:rPr>
+        <w:t xml:space="preserve"> Phú</w:t>
       </w:r>
     </w:p>
     <w:p>
@@ -1580,7 +1667,7 @@
               </wp:anchor>
             </w:drawing>
           </mc:Choice>
-          <mc:Fallback xmlns:cx2="http://schemas.microsoft.com/office/drawing/2015/10/21/chartex" xmlns:cx3="http://schemas.microsoft.com/office/drawing/2016/5/9/chartex" xmlns:cx4="http://schemas.microsoft.com/office/drawing/2016/5/10/chartex" xmlns:cx5="http://schemas.microsoft.com/office/drawing/2016/5/11/chartex" xmlns:cx6="http://schemas.microsoft.com/office/drawing/2016/5/12/chartex" xmlns:cx7="http://schemas.microsoft.com/office/drawing/2016/5/13/chartex" xmlns:cx8="http://schemas.microsoft.com/office/drawing/2016/5/14/chartex" xmlns:aink="http://schemas.microsoft.com/office/drawing/2016/ink" xmlns:am3d="http://schemas.microsoft.com/office/drawing/2017/model3d" xmlns:oel="http://schemas.microsoft.com/office/2019/extlst" xmlns:w16cex="http://schemas.microsoft.com/office/word/2018/wordml/cex" xmlns:w16cid="http://schemas.microsoft.com/office/word/2016/wordml/cid" xmlns:w16="http://schemas.microsoft.com/office/word/2018/wordml" xmlns:w16du="http://schemas.microsoft.com/office/word/2023/wordml/word16du" xmlns:w16sdtdh="http://schemas.microsoft.com/office/word/2020/wordml/sdtdatahash" xmlns:w16sdtfl="http://schemas.microsoft.com/office/word/2024/wordml/sdtformatlock">
+          <mc:Fallback xmlns:w16sdtfl="http://schemas.microsoft.com/office/word/2024/wordml/sdtformatlock" xmlns:w16sdtdh="http://schemas.microsoft.com/office/word/2020/wordml/sdtdatahash" xmlns:w16du="http://schemas.microsoft.com/office/word/2023/wordml/word16du" xmlns:w16="http://schemas.microsoft.com/office/word/2018/wordml" xmlns:w16cid="http://schemas.microsoft.com/office/word/2016/wordml/cid" xmlns:w16cex="http://schemas.microsoft.com/office/word/2018/wordml/cex" xmlns:oel="http://schemas.microsoft.com/office/2019/extlst" xmlns:am3d="http://schemas.microsoft.com/office/drawing/2017/model3d" xmlns:aink="http://schemas.microsoft.com/office/drawing/2016/ink" xmlns:cx8="http://schemas.microsoft.com/office/drawing/2016/5/14/chartex" xmlns:cx7="http://schemas.microsoft.com/office/drawing/2016/5/13/chartex" xmlns:cx6="http://schemas.microsoft.com/office/drawing/2016/5/12/chartex" xmlns:cx5="http://schemas.microsoft.com/office/drawing/2016/5/11/chartex" xmlns:cx4="http://schemas.microsoft.com/office/drawing/2016/5/10/chartex" xmlns:cx3="http://schemas.microsoft.com/office/drawing/2016/5/9/chartex" xmlns:cx2="http://schemas.microsoft.com/office/drawing/2015/10/21/chartex" xmlns:cx1="http://schemas.microsoft.com/office/drawing/2015/9/8/chartex">
             <w:pict>
               <v:rect w14:anchorId="5DCE6F84" id="Rectangle 1501725178" o:spid="_x0000_s1026" style="position:absolute;margin-left:35.3pt;margin-top:.1pt;width:18pt;height:17.25pt;z-index:251664384;visibility:visible;mso-wrap-style:square;mso-width-percent:0;mso-height-percent:0;mso-wrap-distance-left:9pt;mso-wrap-distance-top:0;mso-wrap-distance-right:9pt;mso-wrap-distance-bottom:0;mso-position-horizontal:absolute;mso-position-horizontal-relative:text;mso-position-vertical:absolute;mso-position-vertical-relative:text;mso-width-percent:0;mso-height-percent:0;mso-width-relative:page;mso-height-relative:page;v-text-anchor:top" o:gfxdata="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"/>
             </w:pict>
@@ -1948,10 +2035,8 @@
                 <w:szCs w:val="26"/>
                 <w:lang w:eastAsia="zh-CN"/>
               </w:rPr>
-              <w:t xml:space="preserve">Khách sạn và dịch vụ lưu trú tương tự </w:t>
-            </w:r>
-            <w:bookmarkStart w:id="2" w:name="_GoBack"/>
-            <w:bookmarkEnd w:id="2"/>
+              <w:t>Dịch vụ lưu trú ngắn ngày khác</w:t>
+            </w:r>
           </w:p>
         </w:tc>
         <w:tc>
@@ -1989,7 +2074,7 @@
                 <w:szCs w:val="26"/>
                 <w:lang w:eastAsia="zh-CN"/>
               </w:rPr>
-              <w:t>5510</w:t>
+              <w:t>5520</w:t>
             </w:r>
           </w:p>
         </w:tc>
@@ -2298,7 +2383,25 @@
           <w:sz w:val="26"/>
           <w:szCs w:val="26"/>
         </w:rPr>
-        <w:t xml:space="preserve"> ( Một tỷ năm trăm triệu đồng chẵn</w:t>
+        <w:t xml:space="preserve"> </w:t>
+      </w:r>
+      <w:proofErr w:type="gramStart"/>
+      <w:r>
+        <w:rPr>
+          <w:rFonts w:eastAsia="Times New Roman"/>
+          <w:sz w:val="26"/>
+          <w:szCs w:val="26"/>
+        </w:rPr>
+        <w:t>( Một</w:t>
+      </w:r>
+      <w:proofErr w:type="gramEnd"/>
+      <w:r>
+        <w:rPr>
+          <w:rFonts w:eastAsia="Times New Roman"/>
+          <w:sz w:val="26"/>
+          <w:szCs w:val="26"/>
+        </w:rPr>
+        <w:t xml:space="preserve"> tỷ năm trăm triệu đồng chẵn</w:t>
       </w:r>
       <w:r>
         <w:rPr>
@@ -3167,7 +3270,7 @@
                     </wp:anchor>
                   </w:drawing>
                 </mc:Choice>
-                <mc:Fallback xmlns:cx2="http://schemas.microsoft.com/office/drawing/2015/10/21/chartex" xmlns:cx3="http://schemas.microsoft.com/office/drawing/2016/5/9/chartex" xmlns:cx4="http://schemas.microsoft.com/office/drawing/2016/5/10/chartex" xmlns:cx5="http://schemas.microsoft.com/office/drawing/2016/5/11/chartex" xmlns:cx6="http://schemas.microsoft.com/office/drawing/2016/5/12/chartex" xmlns:cx7="http://schemas.microsoft.com/office/drawing/2016/5/13/chartex" xmlns:cx8="http://schemas.microsoft.com/office/drawing/2016/5/14/chartex" xmlns:aink="http://schemas.microsoft.com/office/drawing/2016/ink" xmlns:am3d="http://schemas.microsoft.com/office/drawing/2017/model3d" xmlns:oel="http://schemas.microsoft.com/office/2019/extlst" xmlns:w16cex="http://schemas.microsoft.com/office/word/2018/wordml/cex" xmlns:w16cid="http://schemas.microsoft.com/office/word/2016/wordml/cid" xmlns:w16="http://schemas.microsoft.com/office/word/2018/wordml" xmlns:w16du="http://schemas.microsoft.com/office/word/2023/wordml/word16du" xmlns:w16sdtdh="http://schemas.microsoft.com/office/word/2020/wordml/sdtdatahash" xmlns:w16sdtfl="http://schemas.microsoft.com/office/word/2024/wordml/sdtformatlock">
+                <mc:Fallback xmlns:w16sdtfl="http://schemas.microsoft.com/office/word/2024/wordml/sdtformatlock" xmlns:w16sdtdh="http://schemas.microsoft.com/office/word/2020/wordml/sdtdatahash" xmlns:w16du="http://schemas.microsoft.com/office/word/2023/wordml/word16du" xmlns:w16="http://schemas.microsoft.com/office/word/2018/wordml" xmlns:w16cid="http://schemas.microsoft.com/office/word/2016/wordml/cid" xmlns:w16cex="http://schemas.microsoft.com/office/word/2018/wordml/cex" xmlns:oel="http://schemas.microsoft.com/office/2019/extlst" xmlns:am3d="http://schemas.microsoft.com/office/drawing/2017/model3d" xmlns:aink="http://schemas.microsoft.com/office/drawing/2016/ink" xmlns:cx8="http://schemas.microsoft.com/office/drawing/2016/5/14/chartex" xmlns:cx7="http://schemas.microsoft.com/office/drawing/2016/5/13/chartex" xmlns:cx6="http://schemas.microsoft.com/office/drawing/2016/5/12/chartex" xmlns:cx5="http://schemas.microsoft.com/office/drawing/2016/5/11/chartex" xmlns:cx4="http://schemas.microsoft.com/office/drawing/2016/5/10/chartex" xmlns:cx3="http://schemas.microsoft.com/office/drawing/2016/5/9/chartex" xmlns:cx2="http://schemas.microsoft.com/office/drawing/2015/10/21/chartex" xmlns:cx1="http://schemas.microsoft.com/office/drawing/2015/9/8/chartex">
                   <w:pict>
                     <v:rect w14:anchorId="23B44E7C" id="Rectangle 504395446" o:spid="_x0000_s1026" style="position:absolute;margin-left:152.05pt;margin-top:-.95pt;width:18pt;height:17.25pt;z-index:251661312;visibility:visible;mso-wrap-style:square;mso-width-percent:0;mso-height-percent:0;mso-wrap-distance-left:9pt;mso-wrap-distance-top:0;mso-wrap-distance-right:9pt;mso-wrap-distance-bottom:0;mso-position-horizontal:absolute;mso-position-horizontal-relative:text;mso-position-vertical:absolute;mso-position-vertical-relative:text;mso-width-percent:0;mso-height-percent:0;mso-width-relative:page;mso-height-relative:page;v-text-anchor:top" o:gfxdata="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"/>
                   </w:pict>
@@ -3324,7 +3427,7 @@
           <w:szCs w:val="26"/>
         </w:rPr>
       </w:pPr>
-      <w:bookmarkStart w:id="3" w:name="_Hlk153694676"/>
+      <w:bookmarkStart w:id="2" w:name="_Hlk153694676"/>
       <w:r>
         <w:rPr>
           <w:rFonts w:eastAsia="Times New Roman"/>
@@ -4274,7 +4377,7 @@
         </w:rPr>
         <w:t xml:space="preserve"> </w:t>
       </w:r>
-      <w:bookmarkStart w:id="4" w:name="_Hlk144312687"/>
+      <w:bookmarkStart w:id="3" w:name="_Hlk144312687"/>
       <w:r>
         <w:rPr>
           <w:rFonts w:eastAsia="Times New Roman"/>
@@ -4283,7 +4386,7 @@
         </w:rPr>
         <w:t>đồng ý chia sẻ thông tin cá nhân được lưu giữ tại Cơ sở dữ liệu quốc gia về dân cư cho Cơ quan đăng ký kinh doanh cấp xã, Cơ quan quản lý nhà nước về đăng ký kinh doanh để phục vụ công tác quản lý nhà nước về đăng ký hộ kinh doanh theo quy định</w:t>
       </w:r>
-      <w:bookmarkEnd w:id="4"/>
+      <w:bookmarkEnd w:id="3"/>
       <w:r>
         <w:rPr>
           <w:rFonts w:eastAsia="Times New Roman"/>
@@ -4702,6 +4805,32 @@
               <w:jc w:val="center"/>
               <w:rPr>
                 <w:rFonts w:eastAsia="Times New Roman"/>
+                <w:i/>
+                <w:sz w:val="26"/>
+                <w:szCs w:val="26"/>
+              </w:rPr>
+            </w:pPr>
+            <w:bookmarkStart w:id="4" w:name="_GoBack"/>
+            <w:bookmarkEnd w:id="4"/>
+          </w:p>
+          <w:p>
+            <w:pPr>
+              <w:ind w:left="6"/>
+              <w:jc w:val="center"/>
+              <w:rPr>
+                <w:rFonts w:eastAsia="Times New Roman"/>
+                <w:i/>
+                <w:sz w:val="26"/>
+                <w:szCs w:val="26"/>
+              </w:rPr>
+            </w:pPr>
+          </w:p>
+          <w:p>
+            <w:pPr>
+              <w:ind w:left="6"/>
+              <w:jc w:val="center"/>
+              <w:rPr>
+                <w:rFonts w:eastAsia="Times New Roman"/>
                 <w:sz w:val="26"/>
                 <w:szCs w:val="26"/>
               </w:rPr>
@@ -4717,7 +4846,7 @@
           </w:p>
         </w:tc>
       </w:tr>
-      <w:bookmarkEnd w:id="3"/>
+      <w:bookmarkEnd w:id="2"/>
     </w:tbl>
     <w:p>
       <w:pPr>
@@ -4750,7 +4879,7 @@
 </file>
 
 <file path=word/endnotes.xml><?xml version="1.0" encoding="utf-8"?>
-<w:endnotes xmlns:wpc="http://schemas.microsoft.com/office/word/2010/wordprocessingCanvas" xmlns:cx="http://schemas.microsoft.com/office/drawing/2014/chartex" xmlns:cx1="http://schemas.microsoft.com/office/drawing/2015/9/8/chartex" xmlns:mc="http://schemas.openxmlformats.org/markup-compatibility/2006" xmlns:o="urn:schemas-microsoft-com:office:office" xmlns:r="http://schemas.openxmlformats.org/officeDocument/2006/relationships" xmlns:m="http://schemas.openxmlformats.org/officeDocument/2006/math" xmlns:v="urn:schemas-microsoft-com:vml" xmlns:wp14="http://schemas.microsoft.com/office/word/2010/wordprocessingDrawing" xmlns:wp="http://schemas.openxmlformats.org/drawingml/2006/wordprocessingDrawing" xmlns:w10="urn:schemas-microsoft-com:office:word" xmlns:w="http://schemas.openxmlformats.org/wordprocessingml/2006/main" xmlns:w14="http://schemas.microsoft.com/office/word/2010/wordml" xmlns:w15="http://schemas.microsoft.com/office/word/2012/wordml" xmlns:w16se="http://schemas.microsoft.com/office/word/2015/wordml/symex" xmlns:wpg="http://schemas.microsoft.com/office/word/2010/wordprocessingGroup" xmlns:wpi="http://schemas.microsoft.com/office/word/2010/wordprocessingInk" xmlns:wne="http://schemas.microsoft.com/office/word/2006/wordml" xmlns:wps="http://schemas.microsoft.com/office/word/2010/wordprocessingShape" mc:Ignorable="w14 w15 w16se wp14">
+<w:endnotes xmlns:wpc="http://schemas.microsoft.com/office/word/2010/wordprocessingCanvas" xmlns:cx="http://schemas.microsoft.com/office/drawing/2014/chartex" xmlns:mc="http://schemas.openxmlformats.org/markup-compatibility/2006" xmlns:o="urn:schemas-microsoft-com:office:office" xmlns:r="http://schemas.openxmlformats.org/officeDocument/2006/relationships" xmlns:m="http://schemas.openxmlformats.org/officeDocument/2006/math" xmlns:v="urn:schemas-microsoft-com:vml" xmlns:wp14="http://schemas.microsoft.com/office/word/2010/wordprocessingDrawing" xmlns:wp="http://schemas.openxmlformats.org/drawingml/2006/wordprocessingDrawing" xmlns:w10="urn:schemas-microsoft-com:office:word" xmlns:w="http://schemas.openxmlformats.org/wordprocessingml/2006/main" xmlns:w14="http://schemas.microsoft.com/office/word/2010/wordml" xmlns:w15="http://schemas.microsoft.com/office/word/2012/wordml" xmlns:w16se="http://schemas.microsoft.com/office/word/2015/wordml/symex" xmlns:wpg="http://schemas.microsoft.com/office/word/2010/wordprocessingGroup" xmlns:wpi="http://schemas.microsoft.com/office/word/2010/wordprocessingInk" xmlns:wne="http://schemas.microsoft.com/office/word/2006/wordml" xmlns:wps="http://schemas.microsoft.com/office/word/2010/wordprocessingShape" mc:Ignorable="w14 w15 w16se wp14">
   <w:endnote w:type="separator" w:id="-1">
     <w:p>
       <w:r>
@@ -4769,7 +4898,7 @@
 </file>
 
 <file path=word/footer1.xml><?xml version="1.0" encoding="utf-8"?>
-<w:ftr xmlns:wpc="http://schemas.microsoft.com/office/word/2010/wordprocessingCanvas" xmlns:cx="http://schemas.microsoft.com/office/drawing/2014/chartex" xmlns:cx1="http://schemas.microsoft.com/office/drawing/2015/9/8/chartex" xmlns:mc="http://schemas.openxmlformats.org/markup-compatibility/2006" xmlns:o="urn:schemas-microsoft-com:office:office" xmlns:r="http://schemas.openxmlformats.org/officeDocument/2006/relationships" xmlns:m="http://schemas.openxmlformats.org/officeDocument/2006/math" xmlns:v="urn:schemas-microsoft-com:vml" xmlns:wp14="http://schemas.microsoft.com/office/word/2010/wordprocessingDrawing" xmlns:wp="http://schemas.openxmlformats.org/drawingml/2006/wordprocessingDrawing" xmlns:w10="urn:schemas-microsoft-com:office:word" xmlns:w="http://schemas.openxmlformats.org/wordprocessingml/2006/main" xmlns:w14="http://schemas.microsoft.com/office/word/2010/wordml" xmlns:w15="http://schemas.microsoft.com/office/word/2012/wordml" xmlns:w16se="http://schemas.microsoft.com/office/word/2015/wordml/symex" xmlns:wpg="http://schemas.microsoft.com/office/word/2010/wordprocessingGroup" xmlns:wpi="http://schemas.microsoft.com/office/word/2010/wordprocessingInk" xmlns:wne="http://schemas.microsoft.com/office/word/2006/wordml" xmlns:wps="http://schemas.microsoft.com/office/word/2010/wordprocessingShape" mc:Ignorable="w14 w15 w16se wp14">
+<w:ftr xmlns:wpc="http://schemas.microsoft.com/office/word/2010/wordprocessingCanvas" xmlns:cx="http://schemas.microsoft.com/office/drawing/2014/chartex" xmlns:mc="http://schemas.openxmlformats.org/markup-compatibility/2006" xmlns:o="urn:schemas-microsoft-com:office:office" xmlns:r="http://schemas.openxmlformats.org/officeDocument/2006/relationships" xmlns:m="http://schemas.openxmlformats.org/officeDocument/2006/math" xmlns:v="urn:schemas-microsoft-com:vml" xmlns:wp14="http://schemas.microsoft.com/office/word/2010/wordprocessingDrawing" xmlns:wp="http://schemas.openxmlformats.org/drawingml/2006/wordprocessingDrawing" xmlns:w10="urn:schemas-microsoft-com:office:word" xmlns:w="http://schemas.openxmlformats.org/wordprocessingml/2006/main" xmlns:w14="http://schemas.microsoft.com/office/word/2010/wordml" xmlns:w15="http://schemas.microsoft.com/office/word/2012/wordml" xmlns:w16se="http://schemas.microsoft.com/office/word/2015/wordml/symex" xmlns:wpg="http://schemas.microsoft.com/office/word/2010/wordprocessingGroup" xmlns:wpi="http://schemas.microsoft.com/office/word/2010/wordprocessingInk" xmlns:wne="http://schemas.microsoft.com/office/word/2006/wordml" xmlns:wps="http://schemas.microsoft.com/office/word/2010/wordprocessingShape" mc:Ignorable="w14 w15 w16se wp14">
   <w:p>
     <w:pPr>
       <w:pStyle w:val="Footer"/>
@@ -4785,7 +4914,7 @@
 </file>
 
 <file path=word/footnotes.xml><?xml version="1.0" encoding="utf-8"?>
-<w:footnotes xmlns:wpc="http://schemas.microsoft.com/office/word/2010/wordprocessingCanvas" xmlns:cx="http://schemas.microsoft.com/office/drawing/2014/chartex" xmlns:cx1="http://schemas.microsoft.com/office/drawing/2015/9/8/chartex" xmlns:mc="http://schemas.openxmlformats.org/markup-compatibility/2006" xmlns:o="urn:schemas-microsoft-com:office:office" xmlns:r="http://schemas.openxmlformats.org/officeDocument/2006/relationships" xmlns:m="http://schemas.openxmlformats.org/officeDocument/2006/math" xmlns:v="urn:schemas-microsoft-com:vml" xmlns:wp14="http://schemas.microsoft.com/office/word/2010/wordprocessingDrawing" xmlns:wp="http://schemas.openxmlformats.org/drawingml/2006/wordprocessingDrawing" xmlns:w10="urn:schemas-microsoft-com:office:word" xmlns:w="http://schemas.openxmlformats.org/wordprocessingml/2006/main" xmlns:w14="http://schemas.microsoft.com/office/word/2010/wordml" xmlns:w15="http://schemas.microsoft.com/office/word/2012/wordml" xmlns:w16se="http://schemas.microsoft.com/office/word/2015/wordml/symex" xmlns:wpg="http://schemas.microsoft.com/office/word/2010/wordprocessingGroup" xmlns:wpi="http://schemas.microsoft.com/office/word/2010/wordprocessingInk" xmlns:wne="http://schemas.microsoft.com/office/word/2006/wordml" xmlns:wps="http://schemas.microsoft.com/office/word/2010/wordprocessingShape" mc:Ignorable="w14 w15 w16se wp14">
+<w:footnotes xmlns:wpc="http://schemas.microsoft.com/office/word/2010/wordprocessingCanvas" xmlns:cx="http://schemas.microsoft.com/office/drawing/2014/chartex" xmlns:mc="http://schemas.openxmlformats.org/markup-compatibility/2006" xmlns:o="urn:schemas-microsoft-com:office:office" xmlns:r="http://schemas.openxmlformats.org/officeDocument/2006/relationships" xmlns:m="http://schemas.openxmlformats.org/officeDocument/2006/math" xmlns:v="urn:schemas-microsoft-com:vml" xmlns:wp14="http://schemas.microsoft.com/office/word/2010/wordprocessingDrawing" xmlns:wp="http://schemas.openxmlformats.org/drawingml/2006/wordprocessingDrawing" xmlns:w10="urn:schemas-microsoft-com:office:word" xmlns:w="http://schemas.openxmlformats.org/wordprocessingml/2006/main" xmlns:w14="http://schemas.microsoft.com/office/word/2010/wordml" xmlns:w15="http://schemas.microsoft.com/office/word/2012/wordml" xmlns:w16se="http://schemas.microsoft.com/office/word/2015/wordml/symex" xmlns:wpg="http://schemas.microsoft.com/office/word/2010/wordprocessingGroup" xmlns:wpi="http://schemas.microsoft.com/office/word/2010/wordprocessingInk" xmlns:wne="http://schemas.microsoft.com/office/word/2006/wordml" xmlns:wps="http://schemas.microsoft.com/office/word/2010/wordprocessingShape" mc:Ignorable="w14 w15 w16se wp14">
   <w:footnote w:type="separator" w:id="-1">
     <w:p>
       <w:r>
@@ -4999,7 +5128,7 @@
 </file>
 
 <file path=word/header1.xml><?xml version="1.0" encoding="utf-8"?>
-<w:hdr xmlns:wpc="http://schemas.microsoft.com/office/word/2010/wordprocessingCanvas" xmlns:cx="http://schemas.microsoft.com/office/drawing/2014/chartex" xmlns:cx1="http://schemas.microsoft.com/office/drawing/2015/9/8/chartex" xmlns:mc="http://schemas.openxmlformats.org/markup-compatibility/2006" xmlns:o="urn:schemas-microsoft-com:office:office" xmlns:r="http://schemas.openxmlformats.org/officeDocument/2006/relationships" xmlns:m="http://schemas.openxmlformats.org/officeDocument/2006/math" xmlns:v="urn:schemas-microsoft-com:vml" xmlns:wp14="http://schemas.microsoft.com/office/word/2010/wordprocessingDrawing" xmlns:wp="http://schemas.openxmlformats.org/drawingml/2006/wordprocessingDrawing" xmlns:w10="urn:schemas-microsoft-com:office:word" xmlns:w="http://schemas.openxmlformats.org/wordprocessingml/2006/main" xmlns:w14="http://schemas.microsoft.com/office/word/2010/wordml" xmlns:w15="http://schemas.microsoft.com/office/word/2012/wordml" xmlns:w16se="http://schemas.microsoft.com/office/word/2015/wordml/symex" xmlns:wpg="http://schemas.microsoft.com/office/word/2010/wordprocessingGroup" xmlns:wpi="http://schemas.microsoft.com/office/word/2010/wordprocessingInk" xmlns:wne="http://schemas.microsoft.com/office/word/2006/wordml" xmlns:wps="http://schemas.microsoft.com/office/word/2010/wordprocessingShape" mc:Ignorable="w14 w15 w16se wp14">
+<w:hdr xmlns:wpc="http://schemas.microsoft.com/office/word/2010/wordprocessingCanvas" xmlns:cx="http://schemas.microsoft.com/office/drawing/2014/chartex" xmlns:mc="http://schemas.openxmlformats.org/markup-compatibility/2006" xmlns:o="urn:schemas-microsoft-com:office:office" xmlns:r="http://schemas.openxmlformats.org/officeDocument/2006/relationships" xmlns:m="http://schemas.openxmlformats.org/officeDocument/2006/math" xmlns:v="urn:schemas-microsoft-com:vml" xmlns:wp14="http://schemas.microsoft.com/office/word/2010/wordprocessingDrawing" xmlns:wp="http://schemas.openxmlformats.org/drawingml/2006/wordprocessingDrawing" xmlns:w10="urn:schemas-microsoft-com:office:word" xmlns:w="http://schemas.openxmlformats.org/wordprocessingml/2006/main" xmlns:w14="http://schemas.microsoft.com/office/word/2010/wordml" xmlns:w15="http://schemas.microsoft.com/office/word/2012/wordml" xmlns:w16se="http://schemas.microsoft.com/office/word/2015/wordml/symex" xmlns:wpg="http://schemas.microsoft.com/office/word/2010/wordprocessingGroup" xmlns:wpi="http://schemas.microsoft.com/office/word/2010/wordprocessingInk" xmlns:wne="http://schemas.microsoft.com/office/word/2006/wordml" xmlns:wps="http://schemas.microsoft.com/office/word/2010/wordprocessingShape" mc:Ignorable="w14 w15 w16se wp14">
   <w:sdt>
     <w:sdtPr>
       <w:id w:val="-845556584"/>
@@ -5047,7 +5176,7 @@
 </file>
 
 <file path=word/header2.xml><?xml version="1.0" encoding="utf-8"?>
-<w:hdr xmlns:wpc="http://schemas.microsoft.com/office/word/2010/wordprocessingCanvas" xmlns:cx="http://schemas.microsoft.com/office/drawing/2014/chartex" xmlns:cx1="http://schemas.microsoft.com/office/drawing/2015/9/8/chartex" xmlns:mc="http://schemas.openxmlformats.org/markup-compatibility/2006" xmlns:o="urn:schemas-microsoft-com:office:office" xmlns:r="http://schemas.openxmlformats.org/officeDocument/2006/relationships" xmlns:m="http://schemas.openxmlformats.org/officeDocument/2006/math" xmlns:v="urn:schemas-microsoft-com:vml" xmlns:wp14="http://schemas.microsoft.com/office/word/2010/wordprocessingDrawing" xmlns:wp="http://schemas.openxmlformats.org/drawingml/2006/wordprocessingDrawing" xmlns:w10="urn:schemas-microsoft-com:office:word" xmlns:w="http://schemas.openxmlformats.org/wordprocessingml/2006/main" xmlns:w14="http://schemas.microsoft.com/office/word/2010/wordml" xmlns:w15="http://schemas.microsoft.com/office/word/2012/wordml" xmlns:w16se="http://schemas.microsoft.com/office/word/2015/wordml/symex" xmlns:wpg="http://schemas.microsoft.com/office/word/2010/wordprocessingGroup" xmlns:wpi="http://schemas.microsoft.com/office/word/2010/wordprocessingInk" xmlns:wne="http://schemas.microsoft.com/office/word/2006/wordml" xmlns:wps="http://schemas.microsoft.com/office/word/2010/wordprocessingShape" mc:Ignorable="w14 w15 w16se wp14">
+<w:hdr xmlns:wpc="http://schemas.microsoft.com/office/word/2010/wordprocessingCanvas" xmlns:cx="http://schemas.microsoft.com/office/drawing/2014/chartex" xmlns:mc="http://schemas.openxmlformats.org/markup-compatibility/2006" xmlns:o="urn:schemas-microsoft-com:office:office" xmlns:r="http://schemas.openxmlformats.org/officeDocument/2006/relationships" xmlns:m="http://schemas.openxmlformats.org/officeDocument/2006/math" xmlns:v="urn:schemas-microsoft-com:vml" xmlns:wp14="http://schemas.microsoft.com/office/word/2010/wordprocessingDrawing" xmlns:wp="http://schemas.openxmlformats.org/drawingml/2006/wordprocessingDrawing" xmlns:w10="urn:schemas-microsoft-com:office:word" xmlns:w="http://schemas.openxmlformats.org/wordprocessingml/2006/main" xmlns:w14="http://schemas.microsoft.com/office/word/2010/wordml" xmlns:w15="http://schemas.microsoft.com/office/word/2012/wordml" xmlns:w16se="http://schemas.microsoft.com/office/word/2015/wordml/symex" xmlns:wpg="http://schemas.microsoft.com/office/word/2010/wordprocessingGroup" xmlns:wpi="http://schemas.microsoft.com/office/word/2010/wordprocessingInk" xmlns:wne="http://schemas.microsoft.com/office/word/2006/wordml" xmlns:wps="http://schemas.microsoft.com/office/word/2010/wordprocessingShape" mc:Ignorable="w14 w15 w16se wp14">
   <w:p>
     <w:pPr>
       <w:pStyle w:val="Header"/>
@@ -5057,7 +5186,7 @@
 </file>
 
 <file path=word/numbering.xml><?xml version="1.0" encoding="utf-8"?>
-<w:numbering xmlns:wpc="http://schemas.microsoft.com/office/word/2010/wordprocessingCanvas" xmlns:cx="http://schemas.microsoft.com/office/drawing/2014/chartex" xmlns:cx1="http://schemas.microsoft.com/office/drawing/2015/9/8/chartex" xmlns:mc="http://schemas.openxmlformats.org/markup-compatibility/2006" xmlns:o="urn:schemas-microsoft-com:office:office" xmlns:r="http://schemas.openxmlformats.org/officeDocument/2006/relationships" xmlns:m="http://schemas.openxmlformats.org/officeDocument/2006/math" xmlns:v="urn:schemas-microsoft-com:vml" xmlns:wp14="http://schemas.microsoft.com/office/word/2010/wordprocessingDrawing" xmlns:wp="http://schemas.openxmlformats.org/drawingml/2006/wordprocessingDrawing" xmlns:w10="urn:schemas-microsoft-com:office:word" xmlns:w="http://schemas.openxmlformats.org/wordprocessingml/2006/main" xmlns:w14="http://schemas.microsoft.com/office/word/2010/wordml" xmlns:w15="http://schemas.microsoft.com/office/word/2012/wordml" xmlns:w16se="http://schemas.microsoft.com/office/word/2015/wordml/symex" xmlns:wpg="http://schemas.microsoft.com/office/word/2010/wordprocessingGroup" xmlns:wpi="http://schemas.microsoft.com/office/word/2010/wordprocessingInk" xmlns:wne="http://schemas.microsoft.com/office/word/2006/wordml" xmlns:wps="http://schemas.microsoft.com/office/word/2010/wordprocessingShape" mc:Ignorable="w14 w15 w16se wp14">
+<w:numbering xmlns:wpc="http://schemas.microsoft.com/office/word/2010/wordprocessingCanvas" xmlns:cx="http://schemas.microsoft.com/office/drawing/2014/chartex" xmlns:mc="http://schemas.openxmlformats.org/markup-compatibility/2006" xmlns:o="urn:schemas-microsoft-com:office:office" xmlns:r="http://schemas.openxmlformats.org/officeDocument/2006/relationships" xmlns:m="http://schemas.openxmlformats.org/officeDocument/2006/math" xmlns:v="urn:schemas-microsoft-com:vml" xmlns:wp14="http://schemas.microsoft.com/office/word/2010/wordprocessingDrawing" xmlns:wp="http://schemas.openxmlformats.org/drawingml/2006/wordprocessingDrawing" xmlns:w10="urn:schemas-microsoft-com:office:word" xmlns:w="http://schemas.openxmlformats.org/wordprocessingml/2006/main" xmlns:w14="http://schemas.microsoft.com/office/word/2010/wordml" xmlns:w15="http://schemas.microsoft.com/office/word/2012/wordml" xmlns:w16se="http://schemas.microsoft.com/office/word/2015/wordml/symex" xmlns:wpg="http://schemas.microsoft.com/office/word/2010/wordprocessingGroup" xmlns:wpi="http://schemas.microsoft.com/office/word/2010/wordprocessingInk" xmlns:wne="http://schemas.microsoft.com/office/word/2006/wordml" xmlns:wps="http://schemas.microsoft.com/office/word/2010/wordprocessingShape" mc:Ignorable="w14 w15 w16se wp14">
   <w:abstractNum w:abstractNumId="0" w15:restartNumberingAfterBreak="0">
     <w:nsid w:val="788422C8"/>
     <w:multiLevelType w:val="hybridMultilevel"/>
